--- a/de/wisdom-stories/strength-and-sorrow.docx
+++ b/de/wisdom-stories/strength-and-sorrow.docx
@@ -42,7 +42,7 @@
           <w:bCs/>
           <w:lang/>
         </w:rPr>
-        <w:t>Lehre: Niemand kann angesichts jeden Leids stark bleiben. In schweren Zeiten um Kraft und Hilfe zu bitten und die eigenen Grenzen anzuerkennen, ist keine Schwäche.</w:t>
+        <w:t>Lehre: Niemand kann angesichts jedes Leids stark bleiben. In schweren Zeiten um Kraft und Hilfe zu bitten und die eigenen Grenzen anzuerkennen, ist keine Schwäche.</w:t>
       </w:r>
     </w:p>
     <w:p>
